--- a/public/templates/skrk/4_dokumen_skrk.docx
+++ b/public/templates/skrk/4_dokumen_skrk.docx
@@ -1132,6 +1132,7 @@
               </w:rPr>
               <w:t>${</w:t>
             </w:r>
+            <w:proofErr w:type="spellStart"/>
             <w:r>
               <w:rPr>
                 <w:rFonts w:ascii="Bookman Old Style" w:eastAsia="Bookman Old Style" w:hAnsi="Bookman Old Style" w:cs="Bookman Old Style"/>
@@ -1139,6 +1140,7 @@
               </w:rPr>
               <w:t>judul_kbli</w:t>
             </w:r>
+            <w:proofErr w:type="spellEnd"/>
             <w:r>
               <w:rPr>
                 <w:rFonts w:ascii="Bookman Old Style" w:eastAsia="Bookman Old Style" w:hAnsi="Bookman Old Style" w:cs="Bookman Old Style"/>
@@ -2339,6 +2341,12 @@
               <w:rPr>
                 <w:rFonts w:ascii="Bookman Old Style" w:eastAsia="Bookman Old Style" w:hAnsi="Bookman Old Style" w:cs="Bookman Old Style"/>
               </w:rPr>
+              <w:t xml:space="preserve">Ketentuan Umum </w:t>
+            </w:r>
+            <w:r>
+              <w:rPr>
+                <w:rFonts w:ascii="Bookman Old Style" w:eastAsia="Bookman Old Style" w:hAnsi="Bookman Old Style" w:cs="Bookman Old Style"/>
+              </w:rPr>
               <w:t>Peraturan Zonasi</w:t>
             </w:r>
           </w:p>
@@ -3635,7 +3643,19 @@
         <w:rPr>
           <w:rFonts w:ascii="Bookman Old Style" w:eastAsia="Bookman Old Style" w:hAnsi="Bookman Old Style" w:cs="Bookman Old Style"/>
         </w:rPr>
-        <w:t>Peraturan Daerah Kota Mataram Nomor 12 Tahun 2019 tentang Perubahan Atas Peraturan Daerah Nomor 12 Tahun 2011 Tentang Rencana Tata Ruang Wilayah Kota Mataram Tahun 2011 – 2031.</w:t>
+        <w:t xml:space="preserve">Peraturan Daerah Kota Mataram Nomor </w:t>
+      </w:r>
+      <w:r>
+        <w:rPr>
+          <w:rFonts w:ascii="Bookman Old Style" w:eastAsia="Bookman Old Style" w:hAnsi="Bookman Old Style" w:cs="Bookman Old Style"/>
+        </w:rPr>
+        <w:t>5</w:t>
+      </w:r>
+      <w:r>
+        <w:rPr>
+          <w:rFonts w:ascii="Bookman Old Style" w:eastAsia="Bookman Old Style" w:hAnsi="Bookman Old Style" w:cs="Bookman Old Style"/>
+        </w:rPr>
+        <w:t xml:space="preserve"> Tahun 2019 tentang Perubahan Atas Peraturan Daerah Nomor 12 Tahun 2011 Tentang Rencana Tata Ruang Wilayah Kota Mataram Tahun 2011 – 2031.</w:t>
       </w:r>
     </w:p>
     <w:p>
@@ -4973,7 +4993,14 @@
         <w:sz w:val="18"/>
         <w:szCs w:val="18"/>
       </w:rPr>
-      <w:t xml:space="preserve">Surat Keterangan Rencana Kota </w:t>
+      <w:t xml:space="preserve">Surat </w:t>
+    </w:r>
+    <w:r>
+      <w:rPr>
+        <w:sz w:val="18"/>
+        <w:szCs w:val="18"/>
+      </w:rPr>
+      <w:t xml:space="preserve">Keterangan Rencana Kota </w:t>
     </w:r>
     <w:r>
       <w:rPr>
